--- a/aether_typing_study_experiment/text_samples.docx
+++ b/aether_typing_study_experiment/text_samples.docx
@@ -673,6 +673,17 @@
         </w:rPr>
         <w:t xml:space="preserve"> resonates in modern-day psychology. Culture has important impacts on individuals and social psychology, yet the effects of culture on psychology are under-studied.</w:t>
       </w:r>
+    </w:p>
+    <w:p>
+      <w:pPr>
+        <w:spacing w:before="100" w:beforeAutospacing="1" w:after="100" w:afterAutospacing="1" w:line="240" w:lineRule="auto"/>
+        <w:rPr>
+          <w:rFonts w:ascii="Times New Roman" w:eastAsia="Times New Roman" w:hAnsi="Times New Roman" w:cs="Times New Roman"/>
+          <w:color w:val="000000"/>
+          <w:kern w:val="0"/>
+          <w14:ligatures w14:val="none"/>
+        </w:rPr>
+      </w:pPr>
     </w:p>
     <w:sectPr>
       <w:pgSz w:w="12240" w:h="15840"/>
